--- a/evidence/2026-10-25/docs/Memorial_Hermann_CRLM_System_Roadmap_v12.docx
+++ b/evidence/2026-10-25/docs/Memorial_Hermann_CRLM_System_Roadmap_v12.docx
@@ -70,7 +70,7 @@
           <w:sz w:val="22"/>
           <w:szCs w:val="22"/>
         </w:rPr>
-        <w:t xml:space="preserve">Colorectal liver metastases · system roadmap V12 · Full-text integration, 25 October 2026</w:t>
+        <w:t xml:space="preserve">Colorectal liver metastases · system roadmap</w:t>
       </w:r>
     </w:p>
     <w:p>
@@ -83,7 +83,7 @@
           <w:sz w:val="20"/>
           <w:szCs w:val="20"/>
         </w:rPr>
-        <w:t xml:space="preserve">Original pathway: 5 gates · 51 cited sources · 27 stated uncertainties · 18 open decisions; V12 evidence integration follows.</w:t>
+        <w:t xml:space="preserve">Original pathway: 5 gates · 51 cited sources · 27 stated uncertainties · 18 open decisions. Retained pathway content.</w:t>
       </w:r>
     </w:p>
     <w:tbl>
@@ -11836,7 +11836,7 @@
         <w:keepNext/>
       </w:pPr>
       <w:r>
-        <w:t xml:space="preserve">Systemic treatment matrix — full-text integration, 25 October 2026</w:t>
+        <w:t xml:space="preserve">Systemic treatment matrix</w:t>
       </w:r>
     </w:p>
     <w:p>
@@ -14849,7 +14849,7 @@
         <w:keepNext/>
       </w:pPr>
       <w:r>
-        <w:t xml:space="preserve">New full-text appraisals</w:t>
+        <w:t xml:space="preserve">Supporting study appraisals</w:t>
       </w:r>
     </w:p>
     <w:p>
@@ -40260,7 +40260,7 @@
         <w:keepNext/>
       </w:pPr>
       <w:r>
-        <w:t xml:space="preserve">V12 revision note</w:t>
+        <w:t xml:space="preserve">Revision history</w:t>
       </w:r>
     </w:p>
     <w:p>
@@ -40281,6 +40281,14 @@
       </w:pPr>
       <w:r>
         <w:t xml:space="preserve">Review scope: all pages of the 14 newly supplied main PDFs were read; separately linked supplements and every older retained reference were not reread. Existing formatting and prior material are retained. New clinical proposals remain OPEN. Live EndNote field structures and document-specific XML/RIS exports are included; native Word/EndNote CWYW execution has not been verified.</w:t>
+      </w:r>
+    </w:p>
+    <w:p>
+      <w:pPr>
+        <w:pStyle w:val="Normal"/>
+      </w:pPr>
+      <w:r>
+        <w:t>26 October 2026, 09:30 CDT. Presentation revision: removed release-specific emphasis and grouped evidence with the clinical question it informs. Website navigation is separate from patient findings; selecting a topic or opening a care plan does not establish eligibility. Clinical thresholds, negative results, uncertainty, source links, EndNote field data and OPEN decision status are retained.</w:t>
       </w:r>
     </w:p>
     <w:sectPr>
